--- a/(번역본)Mixed Signal Board 요구사항.docx
+++ b/(번역본)Mixed Signal Board 요구사항.docx
@@ -81,7 +81,7 @@
         <w:ind w:left="0" w:right="-15"/>
         <w:jc w:val="center"/>
         <w:rPr>
-          <w:rFonts w:eastAsiaTheme="minorEastAsia" w:hint="eastAsia"/>
+          <w:rFonts w:eastAsiaTheme="minorEastAsia"/>
           <w:lang w:eastAsia="ko-KR"/>
         </w:rPr>
       </w:pPr>
@@ -229,7 +229,6 @@
         <w:spacing w:after="423"/>
         <w:ind w:left="10"/>
         <w:rPr>
-          <w:rFonts w:hint="eastAsia"/>
           <w:lang w:eastAsia="ko-KR"/>
         </w:rPr>
       </w:pPr>
@@ -273,6 +272,9 @@
       <w:pPr>
         <w:spacing w:after="101" w:line="246" w:lineRule="auto"/>
         <w:ind w:left="-5" w:right="-15"/>
+        <w:rPr>
+          <w:lang w:eastAsia="ko-KR"/>
+        </w:rPr>
       </w:pPr>
       <w:r>
         <w:rPr>
@@ -285,6 +287,7 @@
       <w:r>
         <w:rPr>
           <w:b/>
+          <w:lang w:eastAsia="ko-KR"/>
         </w:rPr>
         <w:t xml:space="preserve"> </w:t>
       </w:r>
@@ -520,7 +523,7 @@
           <w:rFonts w:ascii="맑은 고딕" w:eastAsia="맑은 고딕" w:hAnsi="맑은 고딕" w:cs="맑은 고딕" w:hint="eastAsia"/>
           <w:lang w:eastAsia="ko-KR"/>
         </w:rPr>
-        <w:t>PGA128 Package</w:t>
+        <w:t>Programmable Gain Amplifier</w:t>
       </w:r>
     </w:p>
     <w:p>
@@ -716,7 +719,6 @@
         </w:numPr>
         <w:ind w:hanging="420"/>
         <w:rPr>
-          <w:rFonts w:hint="eastAsia"/>
           <w:lang w:eastAsia="ko-KR"/>
         </w:rPr>
       </w:pPr>
@@ -798,6 +800,9 @@
           <w:numId w:val="1"/>
         </w:numPr>
         <w:ind w:hanging="420"/>
+        <w:rPr>
+          <w:lang w:eastAsia="ko-KR"/>
+        </w:rPr>
       </w:pPr>
       <w:r>
         <w:rPr>
@@ -810,6 +815,9 @@
     <w:p>
       <w:pPr>
         <w:ind w:left="1500" w:firstLine="0"/>
+        <w:rPr>
+          <w:lang w:eastAsia="ko-KR"/>
+        </w:rPr>
       </w:pPr>
     </w:p>
     <w:p>
@@ -1199,7 +1207,6 @@
         <w:spacing w:after="246" w:line="240" w:lineRule="auto"/>
         <w:ind w:left="0" w:firstLine="0"/>
         <w:rPr>
-          <w:rFonts w:hint="eastAsia"/>
           <w:b/>
           <w:lang w:eastAsia="ko-KR"/>
         </w:rPr>
@@ -3101,6 +3108,7 @@
   <w:style w:type="character" w:default="1" w:styleId="a0">
     <w:name w:val="Default Paragraph Font"/>
     <w:uiPriority w:val="1"/>
+    <w:semiHidden/>
     <w:unhideWhenUsed/>
   </w:style>
   <w:style w:type="table" w:default="1" w:styleId="a1">
